--- a/NOP_BAI_DRIVE/Mau_01_Tai_lieu_API.docx
+++ b/NOP_BAI_DRIVE/Mau_01_Tai_lieu_API.docx
@@ -27,7 +27,7 @@
           <w:color w:val="595959"/>
           <w:sz w:val="22"/>
         </w:rPr>
-        <w:t>Dự án: SmartCalc Pro v1.0</w:t>
+        <w:t>Dự án: SmartCalc Pro v1.0-QA</w:t>
       </w:r>
     </w:p>
     <w:p>
@@ -55,17 +55,17 @@
         <w:rPr>
           <w:b/>
         </w:rPr>
-        <w:t xml:space="preserve">Dự án: </w:t>
+        <w:t xml:space="preserve">Hệ thống: </w:t>
       </w:r>
       <w:r>
-        <w:t>SmartCalc Pro (Máy tính bỏ túi phục vụ kiểm thử phần mềm)</w:t>
+        <w:t>SmartCalc Pro (Web Application &amp; Testing)</w:t>
         <w:br/>
       </w:r>
       <w:r>
         <w:rPr>
           <w:b/>
         </w:rPr>
-        <w:t xml:space="preserve">Repository GitHub: </w:t>
+        <w:t xml:space="preserve">GitHub Repo: </w:t>
       </w:r>
       <w:r>
         <w:t>https://github.com/QUANGPV021/calculator-qa-testing</w:t>
@@ -75,7 +75,7 @@
         <w:rPr>
           <w:b/>
         </w:rPr>
-        <w:t xml:space="preserve">Trang web triển khai (GitHub Pages): </w:t>
+        <w:t xml:space="preserve">Website Live: </w:t>
       </w:r>
       <w:r>
         <w:t>https://quangpv021.github.io/calculator-qa-testing/</w:t>
@@ -92,12 +92,12 @@
         <w:pStyle w:val="Heading1"/>
       </w:pPr>
       <w:r>
-        <w:t>1. Giới thiệu tổng quan</w:t>
+        <w:t>1. Giới thiệu tổng quan hệ thống</w:t>
       </w:r>
     </w:p>
     <w:p>
       <w:r>
-        <w:t>Ứng dụng SmartCalc Pro là một máy tính bỏ túi đa năng được xây dựng nhằm mô phỏng hệ thống tính toán toán học và phục vụ công tác kiểm thử phần mềm. Ứng dụng cung cấp các hàm xử lý tính toán số học, bộ nhớ tạm thời và lịch sử thao tác.</w:t>
+        <w:t>SmartCalc Pro là một Web Application đa chức năng cung cấp giải pháp tính toán số học, quản lý biểu thức và lưu trữ bộ nhớ tạm phục vụ học tập và kiểm thử phần mềm.</w:t>
       </w:r>
     </w:p>
     <w:p>
@@ -105,7 +105,7 @@
         <w:pStyle w:val="Heading1"/>
       </w:pPr>
       <w:r>
-        <w:t>2. Đặc tả các hàm và chức năng chính (Core Functions &amp; APIs)</w:t>
+        <w:t>2. Đặc tả các hàm và API chức năng</w:t>
       </w:r>
     </w:p>
     <w:tbl>
@@ -126,7 +126,7 @@
           </w:tcPr>
           <w:p>
             <w:r>
-              <w:t>Tên Hàm / Action</w:t>
+              <w:t>Hàm / Action</w:t>
             </w:r>
           </w:p>
         </w:tc>
@@ -136,7 +136,7 @@
           </w:tcPr>
           <w:p>
             <w:r>
-              <w:t>Tham số đầu vào</w:t>
+              <w:t>Tham số</w:t>
             </w:r>
           </w:p>
         </w:tc>
@@ -188,7 +188,7 @@
           </w:tcPr>
           <w:p>
             <w:r>
-              <w:t>Nhập chữ số vào màn hình tính toán</w:t>
+              <w:t>Nhập chữ số vào màn hình</w:t>
             </w:r>
           </w:p>
         </w:tc>
@@ -220,7 +220,7 @@
           </w:tcPr>
           <w:p>
             <w:r>
-              <w:t>Không</w:t>
+              <w:t>None</w:t>
             </w:r>
           </w:p>
         </w:tc>
@@ -230,7 +230,7 @@
           </w:tcPr>
           <w:p>
             <w:r>
-              <w:t>Thêm dấu chấm thập phân vào toán hạng hiện tại</w:t>
+              <w:t>Thêm dấu chấm thập phân</w:t>
             </w:r>
           </w:p>
         </w:tc>
@@ -240,7 +240,7 @@
           </w:tcPr>
           <w:p>
             <w:r>
-              <w:t>Thêm '.' nếu hợp lệ</w:t>
+              <w:t>Thêm dấu . vào toán hạng</w:t>
             </w:r>
           </w:p>
         </w:tc>
@@ -272,7 +272,7 @@
           </w:tcPr>
           <w:p>
             <w:r>
-              <w:t>Ghi nhận phép toán và tính toán trung gian</w:t>
+              <w:t>Ghi nhận toán tử và tính toán dồn</w:t>
             </w:r>
           </w:p>
         </w:tc>
@@ -282,7 +282,7 @@
           </w:tcPr>
           <w:p>
             <w:r>
-              <w:t>Lưu operator vào state</w:t>
+              <w:t>Cập nhật state.operation</w:t>
             </w:r>
           </w:p>
         </w:tc>
@@ -304,7 +304,7 @@
           </w:tcPr>
           <w:p>
             <w:r>
-              <w:t>Không</w:t>
+              <w:t>None</w:t>
             </w:r>
           </w:p>
         </w:tc>
@@ -314,7 +314,7 @@
           </w:tcPr>
           <w:p>
             <w:r>
-              <w:t>Thực hiện phép tính bằng dấu '='</w:t>
+              <w:t>Thực hiện phép tính khi bấm dấu '='</w:t>
             </w:r>
           </w:p>
         </w:tc>
@@ -346,7 +346,7 @@
           </w:tcPr>
           <w:p>
             <w:r>
-              <w:t>Không</w:t>
+              <w:t>None</w:t>
             </w:r>
           </w:p>
         </w:tc>
@@ -356,7 +356,7 @@
           </w:tcPr>
           <w:p>
             <w:r>
-              <w:t>Tính căn bậc hai (√) của giá trị hiện tại</w:t>
+              <w:t>Tính căn bậc hai (√)</w:t>
             </w:r>
           </w:p>
         </w:tc>
@@ -366,7 +366,91 @@
           </w:tcPr>
           <w:p>
             <w:r>
-              <w:t>Căn bậc hai số dương, báo lỗi nếu âm</w:t>
+              <w:t>Giá trị căn bậc 2</w:t>
+            </w:r>
+          </w:p>
+        </w:tc>
+      </w:tr>
+      <w:tr>
+        <w:tc>
+          <w:tcPr>
+            <w:tcW w:type="dxa" w:w="2160"/>
+          </w:tcPr>
+          <w:p>
+            <w:r>
+              <w:t>calcSquare()</w:t>
+            </w:r>
+          </w:p>
+        </w:tc>
+        <w:tc>
+          <w:tcPr>
+            <w:tcW w:type="dxa" w:w="2160"/>
+          </w:tcPr>
+          <w:p>
+            <w:r>
+              <w:t>triggerLag: bool</w:t>
+            </w:r>
+          </w:p>
+        </w:tc>
+        <w:tc>
+          <w:tcPr>
+            <w:tcW w:type="dxa" w:w="2160"/>
+          </w:tcPr>
+          <w:p>
+            <w:r>
+              <w:t>Tính bình phương (x²)</w:t>
+            </w:r>
+          </w:p>
+        </w:tc>
+        <w:tc>
+          <w:tcPr>
+            <w:tcW w:type="dxa" w:w="2160"/>
+          </w:tcPr>
+          <w:p>
+            <w:r>
+              <w:t>Giá trị bình phương</w:t>
+            </w:r>
+          </w:p>
+        </w:tc>
+      </w:tr>
+      <w:tr>
+        <w:tc>
+          <w:tcPr>
+            <w:tcW w:type="dxa" w:w="2160"/>
+          </w:tcPr>
+          <w:p>
+            <w:r>
+              <w:t>calcPercent()</w:t>
+            </w:r>
+          </w:p>
+        </w:tc>
+        <w:tc>
+          <w:tcPr>
+            <w:tcW w:type="dxa" w:w="2160"/>
+          </w:tcPr>
+          <w:p>
+            <w:r>
+              <w:t>None</w:t>
+            </w:r>
+          </w:p>
+        </w:tc>
+        <w:tc>
+          <w:tcPr>
+            <w:tcW w:type="dxa" w:w="2160"/>
+          </w:tcPr>
+          <w:p>
+            <w:r>
+              <w:t>Tính phần trăm (%)</w:t>
+            </w:r>
+          </w:p>
+        </w:tc>
+        <w:tc>
+          <w:tcPr>
+            <w:tcW w:type="dxa" w:w="2160"/>
+          </w:tcPr>
+          <w:p>
+            <w:r>
+              <w:t>Giá trị phần trăm</w:t>
             </w:r>
           </w:p>
         </w:tc>
@@ -388,7 +472,7 @@
           </w:tcPr>
           <w:p>
             <w:r>
-              <w:t>Không</w:t>
+              <w:t>None</w:t>
             </w:r>
           </w:p>
         </w:tc>
@@ -398,7 +482,7 @@
           </w:tcPr>
           <w:p>
             <w:r>
-              <w:t>Lưu vào (MS) hoặc gọi lại (MR) giá trị bộ nhớ</w:t>
+              <w:t>Lưu vào MS hoặc gọi lại MR</w:t>
             </w:r>
           </w:p>
         </w:tc>
@@ -430,7 +514,7 @@
           </w:tcPr>
           <w:p>
             <w:r>
-              <w:t>Không</w:t>
+              <w:t>None</w:t>
             </w:r>
           </w:p>
         </w:tc>
@@ -440,7 +524,7 @@
           </w:tcPr>
           <w:p>
             <w:r>
-              <w:t>Xóa toàn bộ (AC) hoặc xóa mục đang nhập (C)</w:t>
+              <w:t>Xóa toàn bộ AC hoặc xóa mục hiện tại C</w:t>
             </w:r>
           </w:p>
         </w:tc>
@@ -472,7 +556,7 @@
           </w:tcPr>
           <w:p>
             <w:r>
-              <w:t>Không</w:t>
+              <w:t>None</w:t>
             </w:r>
           </w:p>
         </w:tc>
@@ -482,7 +566,7 @@
           </w:tcPr>
           <w:p>
             <w:r>
-              <w:t>Làm sạch danh sách lịch sử phép tính</w:t>
+              <w:t>Làm sạch lịch sử phép tính</w:t>
             </w:r>
           </w:p>
         </w:tc>
@@ -492,7 +576,7 @@
           </w:tcPr>
           <w:p>
             <w:r>
-              <w:t>Xóa mảng historyData và UI</w:t>
+              <w:t>Xóa UI nhật ký</w:t>
             </w:r>
           </w:p>
         </w:tc>
